--- a/LAVANYA_V_CSA0613_DAA_Assignment_Completed_E.docx
+++ b/LAVANYA_V_CSA0613_DAA_Assignment_Completed_E.docx
@@ -538,7 +538,6 @@
         <w:ind w:left="315" w:hanging="293"/>
       </w:pPr>
       <w:r>
-        <w:lastRenderedPageBreak/>
         <w:t xml:space="preserve">Assignment </w:t>
       </w:r>
       <w:r>
@@ -1676,7 +1675,6 @@
         <w:ind w:left="363" w:hanging="341"/>
       </w:pPr>
       <w:r>
-        <w:lastRenderedPageBreak/>
         <w:t>Problem</w:t>
       </w:r>
       <w:r>
@@ -2190,16 +2188,7 @@
           <w:bCs/>
           <w:lang w:val="en-IN"/>
         </w:rPr>
-        <w:t xml:space="preserve">publicly available real-world logistics, transportation, cargo, or </w:t>
-      </w:r>
-      <w:r>
-        <w:rPr>
-          <w:b/>
-          <w:bCs/>
-          <w:lang w:val="en-IN"/>
-        </w:rPr>
-        <w:lastRenderedPageBreak/>
-        <w:t>package-related dataset</w:t>
+        <w:t>publicly available real-world logistics, transportation, cargo, or package-related dataset</w:t>
       </w:r>
       <w:r>
         <w:rPr>
@@ -2659,7 +2648,10 @@
         <w:pStyle w:val="BodyText"/>
       </w:pPr>
       <w:r>
-        <w:t>Dataset selected: DataCo Smart Supply Chain for Big Data Analysis, a publicly available supply-chain/e-commerce dataset. For the proposed implementation, the dataset is filtered to completed order-item records and the relevant fields are transformed into package-level optimization records. The commonly used DataCo dataset contains more than 180,000 order-item records and includes attributes such as Product Weight, Product Price, Order Item Quantity, Order Item Total, Benefit per Order, shipping information and delivery-risk information.</w:t>
+        <w:t xml:space="preserve">Dataset selected: DataCo Smart Supply Chain for Big Data Analysis, a publicly available supply-chain/e-commerce dataset. For the proposed implementation, the dataset is filtered to completed order-item records and the relevant fields are transformed into package-level optimization records. The commonly used DataCo dataset contains more than 180,000 order-item records and includes attributes such as Product Weight, Product Price, Order Item Quantity, Order Item Total, Benefit per Order, shipping information </w:t>
+      </w:r>
+      <w:r>
+        <w:t>and delivery-risk information.</w:t>
       </w:r>
     </w:p>
     <w:p>
@@ -2698,7 +2690,6 @@
         <w:pStyle w:val="BodyText"/>
       </w:pPr>
       <w:r>
-        <w:lastRenderedPageBreak/>
         <w:t>• Weight (kg) – derived from Product Weight and normalized to kilograms.</w:t>
       </w:r>
     </w:p>
@@ -2793,23 +2784,7 @@
         <w:pStyle w:val="BodyText"/>
       </w:pPr>
       <w:r>
-        <w:t xml:space="preserve">Let x_i ∈ {0,1} indicate whether </w:t>
-      </w:r>
-      <w:proofErr w:type="gramStart"/>
-      <w:r>
-        <w:t>package i</w:t>
-      </w:r>
-      <w:proofErr w:type="gramEnd"/>
-      <w:r>
-        <w:t xml:space="preserve"> </w:t>
-      </w:r>
-      <w:proofErr w:type="gramStart"/>
-      <w:r>
-        <w:t>is selected</w:t>
-      </w:r>
-      <w:proofErr w:type="gramEnd"/>
-      <w:r>
-        <w:t>. Let w_i be its weight, v_i its delivery value, p_i its priority score and C the vehicle capacity. The primary objective is:</w:t>
+        <w:t>Let x_i ∈ {0,1} indicate whether package i is selected. Let w_i be its weight, v_i its delivery value, p_i its priority score and C the vehicle capacity. The primary objective is:</w:t>
       </w:r>
     </w:p>
     <w:p>
@@ -2981,7 +2956,6 @@
         <w:rPr>
           <w:bCs w:val="0"/>
         </w:rPr>
-        <w:lastRenderedPageBreak/>
         <w:t>2. Application of Course Knowledge</w:t>
       </w:r>
     </w:p>
@@ -3200,11 +3174,7 @@
         <w:pStyle w:val="BodyText"/>
       </w:pPr>
       <w:r>
-        <w:t xml:space="preserve">Input Dataset → Data Preparation → Problem Formulation → DP Baseline → Greedy Baseline </w:t>
-      </w:r>
-      <w:r>
-        <w:lastRenderedPageBreak/>
-        <w:t>→ Limitation Analysis → Candidate Reduction → Greedy Construction → Bounded DP Repair → Local Improvement → Experimental Evaluation → Performance Comparison → Final Decision</w:t>
+        <w:t>Input Dataset → Data Preparation → Problem Formulation → DP Baseline → Greedy Baseline → Limitation Analysis → Candidate Reduction → Greedy Construction → Bounded DP Repair → Local Improvement → Experimental Evaluation → Performance Comparison → Final Decision</w:t>
       </w:r>
     </w:p>
     <w:p>
@@ -3241,6 +3211,8 @@
       </w:r>
       <w:r>
         <w:br/>
+      </w:r>
+      <w:r>
         <w:t xml:space="preserve">    return selected set, DP[C]</w:t>
       </w:r>
     </w:p>
@@ -3307,7 +3279,10 @@
         <w:pStyle w:val="BodyText"/>
       </w:pPr>
       <w:r>
-        <w:t>The proposed algorithm is an Adaptive Greedy–Bounded Dynamic Programming (AG-BDP) method. First, the algorithm calculates a normalized benefit score that combines delivery value, priority and weight efficiency. It then selects an initial solution greedily. Instead of running DP over all packages, it identifies a candidate pool consisting of high-scoring packages and a small set of rejected packages that could potentially replace selected items. A bounded DP repair is then performed over the reduced pool using the remaining capacity. Finally, a local-improvement step checks one-for-one and limited two-for-one replacements to increase value or priority without violating capacity.</w:t>
+        <w:t>The proposed algorithm is an Adaptive Greedy–Bounded Dynamic Programming (AG-BDP) method. First, the algorithm calculates a normalized benefit score that combines delivery value, priority and weight efficiency. It then selects an initial solution greedily. Instead of running DP over all packages, it identifies a candidate pool consisting of high-scoring packages and a small set of rejected packages that could potentially replace selected items. A bounded DP repair is then performed over the reduced pool usi</w:t>
+      </w:r>
+      <w:r>
+        <w:t>ng the remaining capacity. Finally, a local-improvement step checks one-for-one and limited two-for-one replacements to increase value or priority without violating capacity.</w:t>
       </w:r>
     </w:p>
     <w:p>
@@ -3332,6 +3307,8 @@
       </w:r>
       <w:r>
         <w:br/>
+      </w:r>
+      <w:r>
         <w:t xml:space="preserve">    compute benefit[i] = value[i] + priority_weight * priority[i]</w:t>
       </w:r>
       <w:r>
@@ -3377,13 +3354,14 @@
       </w:r>
       <w:r>
         <w:br/>
+      </w:r>
+      <w:r>
         <w:t xml:space="preserve">    combine DP repair with fixed high-confidence packages</w:t>
       </w:r>
       <w:r>
         <w:br/>
       </w:r>
       <w:r>
-        <w:lastRenderedPageBreak/>
         <w:br/>
         <w:t xml:space="preserve">    perform local one-for-one/two-for-one improvement</w:t>
       </w:r>
@@ -3541,7 +3519,9 @@
     </w:p>
     <w:p>
       <w:r>
-        <w:lastRenderedPageBreak/>
+        <w:rPr>
+          <w:noProof/>
+        </w:rPr>
         <w:drawing>
           <wp:inline distT="0" distB="0" distL="0" distR="0" wp14:anchorId="7B5B9A6B" wp14:editId="4EB745F9">
             <wp:extent cx="6129655" cy="3202940"/>
@@ -3584,13 +3564,8 @@
         <w:pStyle w:val="BodyText"/>
       </w:pPr>
       <w:r>
-        <w:t xml:space="preserve">The required evaluation uses increasing input sizes of 100, 500, 1,000, 5,000 and </w:t>
-      </w:r>
-      <w:proofErr w:type="gramStart"/>
-      <w:r>
-        <w:t>10,000 packages</w:t>
-      </w:r>
-      <w:proofErr w:type="gramEnd"/>
+        <w:t>The required evaluation uses increasing input sizes of 100, 500, 1,000, 5,000 and 10,000 packages</w:t>
+      </w:r>
       <w:r>
         <w:t>, with larger sizes where computationally feasible. Capacity conditions are 500 kg, 1,000 kg, 2,500 kg and 5,000 kg or justified equivalents. Three operating conditions are used: Normal Demand, High-Priority Demand and Capacity-Constrained Demand.</w:t>
       </w:r>
@@ -3610,6 +3585,9 @@
     </w:p>
     <w:p>
       <w:r>
+        <w:rPr>
+          <w:noProof/>
+        </w:rPr>
         <w:drawing>
           <wp:inline distT="0" distB="0" distL="0" distR="0" wp14:anchorId="6513F824" wp14:editId="43287850">
             <wp:extent cx="6129655" cy="2857500"/>
@@ -3705,7 +3683,6 @@
     </w:p>
     <w:p>
       <w:r>
-        <w:lastRenderedPageBreak/>
         <w:t>5.3 Result Table</w:t>
       </w:r>
     </w:p>
@@ -4294,6 +4271,9 @@
     </w:p>
     <w:p>
       <w:r>
+        <w:rPr>
+          <w:noProof/>
+        </w:rPr>
         <w:drawing>
           <wp:inline distT="0" distB="0" distL="0" distR="0" wp14:anchorId="3BC8FBBC" wp14:editId="0B97EFC8">
             <wp:extent cx="6129655" cy="3492500"/>
@@ -4339,7 +4319,6 @@
         <w:t xml:space="preserve">The expected pattern is that full DP provides the strongest solution-quality reference on small feasible instances but grows rapidly in computational cost as n and C increase. Greedy should remain the fastest baseline but can have a larger solution-quality gap. AG-BDP is designed to approach the quality of DP more closely than pure greedy while using substantially less computation than full DP on large instances. These are design </w:t>
       </w:r>
       <w:r>
-        <w:lastRenderedPageBreak/>
         <w:t>expectations, not measured claims; the final report should replace them with actual experimental evidence.</w:t>
       </w:r>
     </w:p>
@@ -4460,7 +4439,10 @@
         <w:pStyle w:val="BodyText"/>
       </w:pPr>
       <w:r>
-        <w:t>The developed Adaptive Greedy–Bounded Dynamic Programming method addresses these limitations by using greedy ranking for large-scale screening, bounded DP for targeted repair, and local improvement for additional refinement. Its adaptive candidate pool creates a controllable balance between computation and solution quality. Experimental validation using the specified input sizes, capacity scenarios and operating conditions is required to quantify the final improvement. The main limitation is that the exact performance depends on the selected dataset, parameter settings and hardware. Future work can extend the model to simultaneous weight-and-volume constraints, multiple vehicles, routing interactions and parallel/distributed optimization.</w:t>
+        <w:t xml:space="preserve">The developed Adaptive Greedy–Bounded Dynamic Programming method addresses these limitations by using greedy ranking for large-scale screening, bounded DP for targeted repair, and local improvement for additional refinement. Its adaptive candidate pool creates a controllable balance between computation and solution quality. Experimental validation using the specified input sizes, capacity scenarios and operating conditions is required to quantify the final improvement. The main limitation is that the exact </w:t>
+      </w:r>
+      <w:r>
+        <w:t>performance depends on the selected dataset, parameter settings and hardware. Future work can extend the model to simultaneous weight-and-volume constraints, multiple vehicles, routing interactions and parallel/distributed optimization.</w:t>
       </w:r>
     </w:p>
     <w:p>
@@ -4471,7 +4453,6 @@
         <w:rPr>
           <w:b w:val="0"/>
         </w:rPr>
-        <w:lastRenderedPageBreak/>
         <w:t>9. Student Reflection</w:t>
       </w:r>
     </w:p>
@@ -4827,11 +4808,7 @@
           </w:tcPr>
           <w:p>
             <w:r>
-              <w:t xml:space="preserve">Clearly identifies the problem, requirements, inputs, outputs, constraints and computational challenges and formulates them </w:t>
-            </w:r>
-            <w:r>
-              <w:lastRenderedPageBreak/>
-              <w:t>appropriately for solution development.</w:t>
+              <w:t>Clearly identifies the problem, requirements, inputs, outputs, constraints and computational challenges and formulates them appropriately for solution development.</w:t>
             </w:r>
           </w:p>
         </w:tc>
@@ -4842,7 +4819,6 @@
           </w:tcPr>
           <w:p>
             <w:r>
-              <w:lastRenderedPageBreak/>
               <w:t>Problem and major requirements are correctly formulated with minor gaps.</w:t>
             </w:r>
           </w:p>
@@ -5263,32 +5239,22 @@
                 <w:b/>
                 <w:bCs/>
               </w:rPr>
-              <w:t xml:space="preserve">Reflection: Algorithmic Design </w:t>
-            </w:r>
+              <w:t>Reflection: Algorithmic Design Decisions, SDG Relevance &amp; Learning Outcomes</w:t>
+            </w:r>
+          </w:p>
+        </w:tc>
+        <w:tc>
+          <w:tcPr>
+            <w:tcW w:w="915" w:type="dxa"/>
+            <w:vAlign w:val="center"/>
+          </w:tcPr>
+          <w:p>
             <w:r>
               <w:rPr>
                 <w:rFonts w:eastAsiaTheme="minorHAnsi"/>
                 <w:b/>
                 <w:bCs/>
               </w:rPr>
-              <w:lastRenderedPageBreak/>
-              <w:t>Decisions, SDG Relevance &amp; Learning Outcomes</w:t>
-            </w:r>
-          </w:p>
-        </w:tc>
-        <w:tc>
-          <w:tcPr>
-            <w:tcW w:w="915" w:type="dxa"/>
-            <w:vAlign w:val="center"/>
-          </w:tcPr>
-          <w:p>
-            <w:r>
-              <w:rPr>
-                <w:rFonts w:eastAsiaTheme="minorHAnsi"/>
-                <w:b/>
-                <w:bCs/>
-              </w:rPr>
-              <w:lastRenderedPageBreak/>
               <w:t>10</w:t>
             </w:r>
           </w:p>
@@ -5303,14 +5269,7 @@
               <w:rPr>
                 <w:rFonts w:eastAsiaTheme="minorHAnsi"/>
               </w:rPr>
-              <w:t xml:space="preserve">Thoughtful justification of algorithmic design and development </w:t>
-            </w:r>
-            <w:r>
-              <w:rPr>
-                <w:rFonts w:eastAsiaTheme="minorHAnsi"/>
-              </w:rPr>
-              <w:lastRenderedPageBreak/>
-              <w:t>decisions; clear connection to relevant SDG(s); specific reflection on computational challenges, performance improvements, trade-offs, and learning gained.</w:t>
+              <w:t>Thoughtful justification of algorithmic design and development decisions; clear connection to relevant SDG(s); specific reflection on computational challenges, performance improvements, trade-offs, and learning gained.</w:t>
             </w:r>
           </w:p>
         </w:tc>
@@ -5324,15 +5283,7 @@
               <w:rPr>
                 <w:rFonts w:eastAsiaTheme="minorHAnsi"/>
               </w:rPr>
-              <w:lastRenderedPageBreak/>
-              <w:t xml:space="preserve">Appropriate justification of </w:t>
-            </w:r>
-            <w:r>
-              <w:rPr>
-                <w:rFonts w:eastAsiaTheme="minorHAnsi"/>
-              </w:rPr>
-              <w:lastRenderedPageBreak/>
-              <w:t>algorithmic decisions; SDG relevance, challenges, improvements, and learning are discussed but lack depth.</w:t>
+              <w:t>Appropriate justification of algorithmic decisions; SDG relevance, challenges, improvements, and learning are discussed but lack depth.</w:t>
             </w:r>
           </w:p>
         </w:tc>
@@ -5346,15 +5297,7 @@
               <w:rPr>
                 <w:rFonts w:eastAsiaTheme="minorHAnsi"/>
               </w:rPr>
-              <w:lastRenderedPageBreak/>
-              <w:t xml:space="preserve">Reflection is present but generic; </w:t>
-            </w:r>
-            <w:r>
-              <w:rPr>
-                <w:rFonts w:eastAsiaTheme="minorHAnsi"/>
-              </w:rPr>
-              <w:lastRenderedPageBreak/>
-              <w:t>limited justification of algorithmic decisions, improvements, SDG relevance, or learning outcomes.</w:t>
+              <w:t>Reflection is present but generic; limited justification of algorithmic decisions, improvements, SDG relevance, or learning outcomes.</w:t>
             </w:r>
           </w:p>
         </w:tc>
@@ -5368,15 +5311,7 @@
               <w:rPr>
                 <w:rFonts w:eastAsiaTheme="minorHAnsi"/>
               </w:rPr>
-              <w:lastRenderedPageBreak/>
-              <w:t xml:space="preserve">No genuine reflection is provided, or </w:t>
-            </w:r>
-            <w:r>
-              <w:rPr>
-                <w:rFonts w:eastAsiaTheme="minorHAnsi"/>
-              </w:rPr>
-              <w:lastRenderedPageBreak/>
-              <w:t>the reflection lacks meaningful connection to algorithm development, SDG relevance, challenges, or learning outcomes.</w:t>
+              <w:t>No genuine reflection is provided, or the reflection lacks meaningful connection to algorithm development, SDG relevance, challenges, or learning outcomes.</w:t>
             </w:r>
           </w:p>
         </w:tc>
@@ -5404,7 +5339,6 @@
                 <w:b/>
                 <w:bCs/>
               </w:rPr>
-              <w:lastRenderedPageBreak/>
               <w:t>Total</w:t>
             </w:r>
           </w:p>
@@ -6191,7 +6125,6 @@
               </w:rPr>
             </w:pPr>
             <w:r>
-              <w:lastRenderedPageBreak/>
               <w:t>Implementation &amp; Modern Tool Usage</w:t>
             </w:r>
           </w:p>
